--- a/docs/teaching/inseec-finance/exercices/examen-1h.docx
+++ b/docs/teaching/inseec-finance/exercices/examen-1h.docx
@@ -71,7 +71,7 @@
         <w:pStyle w:val="Date"/>
       </w:pPr>
       <w:r>
-        <w:t xml:space="preserve">2026-06-24</w:t>
+        <w:t xml:space="preserve">2026-08-04</w:t>
       </w:r>
     </w:p>
     <w:p>

--- a/docs/teaching/inseec-finance/exercices/examen-1h.docx
+++ b/docs/teaching/inseec-finance/exercices/examen-1h.docx
@@ -71,7 +71,7 @@
         <w:pStyle w:val="Date"/>
       </w:pPr>
       <w:r>
-        <w:t xml:space="preserve">2026-08-04</w:t>
+        <w:t xml:space="preserve">2026-08-27</w:t>
       </w:r>
     </w:p>
     <w:p>

--- a/docs/teaching/inseec-finance/exercices/examen-1h.docx
+++ b/docs/teaching/inseec-finance/exercices/examen-1h.docx
@@ -71,7 +71,7 @@
         <w:pStyle w:val="Date"/>
       </w:pPr>
       <w:r>
-        <w:t xml:space="preserve">2026-08-27</w:t>
+        <w:t xml:space="preserve">2026-08-28</w:t>
       </w:r>
     </w:p>
     <w:p>

--- a/docs/teaching/inseec-finance/exercices/examen-1h.docx
+++ b/docs/teaching/inseec-finance/exercices/examen-1h.docx
@@ -71,7 +71,7 @@
         <w:pStyle w:val="Date"/>
       </w:pPr>
       <w:r>
-        <w:t xml:space="preserve">2026-08-28</w:t>
+        <w:t xml:space="preserve">2026-09-15</w:t>
       </w:r>
     </w:p>
     <w:p>
@@ -79,7 +79,7 @@
         <w:pStyle w:val="AbstractTitle"/>
       </w:pPr>
       <w:r>
-        <w:t xml:space="preserve">Résumé</w:t>
+        <w:t xml:space="preserve">Abstract</w:t>
       </w:r>
     </w:p>
     <w:p>
@@ -6986,7 +6986,7 @@
         <w:rFonts w:asciiTheme="minorHAnsi" w:cstheme="minorBidi" w:eastAsiaTheme="minorHAnsi" w:hAnsiTheme="minorHAnsi"/>
         <w:sz w:val="24"/>
         <w:szCs w:val="24"/>
-        <w:lang w:bidi="ar-SA" w:eastAsia="en-US" w:val="fr"/>
+        <w:lang w:bidi="ar-SA" w:eastAsia="en-US" w:val="en-US"/>
       </w:rPr>
     </w:rPrDefault>
     <w:pPrDefault>
